--- a/Word/Module 2/DOCX/Exercices/M2_04_Exercice_Illustrations.docx
+++ b/Word/Module 2/DOCX/Exercices/M2_04_Exercice_Illustrations.docx
@@ -5,61 +5,108 @@
     <w:p>
       <w:pPr>
         <w:pStyle w:val="Title"/>
+        <w:spacing w:after="160" w:before="0"/>
       </w:pPr>
       <w:r>
+        <w:rPr>
+          <w:rFonts w:ascii="Calibri" w:hAnsi="Calibri" w:eastAsia="Calibri"/>
+          <w:sz w:val="22"/>
+        </w:rPr>
         <w:t>Intégrer des illustrations</w:t>
       </w:r>
     </w:p>
     <w:p>
+      <w:pPr>
+        <w:spacing w:after="240" w:before="0"/>
+      </w:pPr>
       <w:r>
         <w:rPr>
+          <w:rFonts w:ascii="Calibri" w:hAnsi="Calibri" w:eastAsia="Calibri"/>
           <w:i/>
+          <w:color w:val="666666"/>
+          <w:sz w:val="22"/>
         </w:rPr>
-        <w:t>Consigne : insérez et habillez une image (habillage carré), créez un texte WordArt pour le titre, insérez un diagramme SmartArt (processus en 3 étapes), collez un tableau ou un graphique Excel (collage avec liaison), insérez un symbole et une équation, puis maîtrisez le positionnement des objets.</w:t>
+        <w:t>Consigne : insérez chc_logo.png et réglez l'habillage Carré, créez un SmartArt de processus (Demande → Validation → Mise en œuvre), collez le tableau de M2_04_Suivi.xlsx avec liaison, insérez un symbole et une équation, puis positionnez les objets pour que le texte reste lisible.</w:t>
       </w:r>
     </w:p>
     <w:p>
       <w:pPr>
         <w:pStyle w:val="Heading1"/>
+        <w:spacing w:after="160" w:before="0"/>
       </w:pPr>
       <w:r>
+        <w:rPr>
+          <w:rFonts w:ascii="Calibri" w:hAnsi="Calibri" w:eastAsia="Calibri"/>
+          <w:sz w:val="22"/>
+        </w:rPr>
         <w:t>Processus à illustrer en SmartArt</w:t>
       </w:r>
     </w:p>
     <w:p>
+      <w:pPr>
+        <w:spacing w:after="160" w:before="0"/>
+      </w:pPr>
       <w:r>
+        <w:rPr>
+          <w:rFonts w:ascii="Calibri" w:hAnsi="Calibri" w:eastAsia="Calibri"/>
+          <w:sz w:val="22"/>
+        </w:rPr>
         <w:t>Demande -&gt; Validation -&gt; Mise en œuvre</w:t>
       </w:r>
     </w:p>
     <w:p>
       <w:pPr>
         <w:pStyle w:val="Heading1"/>
+        <w:spacing w:after="160" w:before="0"/>
       </w:pPr>
       <w:r>
+        <w:rPr>
+          <w:rFonts w:ascii="Calibri" w:hAnsi="Calibri" w:eastAsia="Calibri"/>
+          <w:sz w:val="22"/>
+        </w:rPr>
         <w:t>Zone pour le tableau / graphique Excel</w:t>
       </w:r>
     </w:p>
     <w:p>
+      <w:pPr>
+        <w:spacing w:after="160" w:before="0"/>
+      </w:pPr>
       <w:r>
+        <w:rPr>
+          <w:rFonts w:ascii="Calibri" w:hAnsi="Calibri" w:eastAsia="Calibri"/>
+          <w:sz w:val="22"/>
+        </w:rPr>
         <w:t>Collez ici le tableau de suivi provenant d'Excel (avec liaison).</w:t>
       </w:r>
     </w:p>
     <w:p>
       <w:pPr>
         <w:pStyle w:val="Heading1"/>
+        <w:spacing w:after="160" w:before="0"/>
       </w:pPr>
       <w:r>
+        <w:rPr>
+          <w:rFonts w:ascii="Calibri" w:hAnsi="Calibri" w:eastAsia="Calibri"/>
+          <w:sz w:val="22"/>
+        </w:rPr>
         <w:t>Zone pour l'équation</w:t>
       </w:r>
     </w:p>
     <w:p>
+      <w:pPr>
+        <w:spacing w:after="160" w:before="0"/>
+      </w:pPr>
       <w:r>
+        <w:rPr>
+          <w:rFonts w:ascii="Calibri" w:hAnsi="Calibri" w:eastAsia="Calibri"/>
+          <w:sz w:val="22"/>
+        </w:rPr>
         <w:t>Insérez une équation, par exemple une moyenne ou un pourcentage.</w:t>
       </w:r>
     </w:p>
     <w:sectPr>
-      <w:pgSz w:w="12240" w:h="15840"/>
-      <w:pgMar w:top="1440" w:right="1800" w:bottom="1440" w:left="1800" w:header="720" w:footer="720" w:gutter="0"/>
+      <w:pgSz w:w="11906" w:h="16838"/>
+      <w:pgMar w:top="1134" w:right="1417" w:bottom="1134" w:left="1417" w:header="720" w:footer="720" w:gutter="0"/>
       <w:cols w:space="720"/>
       <w:docGrid w:linePitch="360"/>
     </w:sectPr>
